--- a/拟人人设提示词设计教程.docx
+++ b/拟人人设提示词设计教程.docx
@@ -439,7 +439,7 @@
                 <w:color w:val="374151"/>
                 <w:sz w:val="19"/>
               </w:rPr>
-              <w:t>给性格加上“目的”！区分主次性格与触发开关，学会在不写动作描写时纯靠文字展现性格。</w:t>
+              <w:t>给性格加上“目的”！用调色盘衍生链、同瞬对冲、二次解释与无动作纯文字演戏法立住灵魂。</w:t>
             </w:r>
           </w:p>
         </w:tc>
@@ -497,7 +497,7 @@
                 <w:color w:val="374151"/>
                 <w:sz w:val="19"/>
               </w:rPr>
-              <w:t>不限制句式和标点，结果 AI 动不动写长篇作文、列 123 点、句尾无限反问“你觉得呢？”。</w:t>
+              <w:t>不限制句式和标点，还不防模型自带口癖，结果一被反驳就蹦出“这部分我没考虑到，我认”。</w:t>
             </w:r>
           </w:p>
         </w:tc>
@@ -525,7 +525,7 @@
                 <w:color w:val="374151"/>
                 <w:sz w:val="19"/>
               </w:rPr>
-              <w:t>按习惯选定“一问一答整段流”或“微信碎片流”，封杀客服违禁词，用对话样板定死腔调。</w:t>
+              <w:t>选定“一问一答整段流”或“微信碎片流”，封杀通用客服词与各家模型出厂口癖（如 DeepSeek 的“我认”）。</w:t>
             </w:r>
           </w:p>
         </w:tc>
@@ -793,6 +793,124 @@
       <w:pPr>
         <w:spacing w:before="0" w:after="80"/>
       </w:pPr>
+    </w:p>
+    <w:p>
+      <w:pPr>
+        <w:spacing w:before="260" w:after="100"/>
+      </w:pPr>
+      <w:r>
+        <w:rPr>
+          <w:rFonts w:ascii="Segoe UI" w:hAnsi="Segoe UI" w:eastAsia="微软雅黑"/>
+          <w:b/>
+          <w:i w:val="0"/>
+          <w:color w:val="111827"/>
+          <w:sz w:val="25"/>
+        </w:rPr>
+        <w:t>0.1 动笔前的第一条忠告：为什么千万别让 AI 替你“扩写润色”人设？</w:t>
+      </w:r>
+    </w:p>
+    <w:p>
+      <w:pPr>
+        <w:spacing w:before="60" w:after="100" w:line="331" w:lineRule="auto"/>
+      </w:pPr>
+      <w:r>
+        <w:rPr>
+          <w:rFonts w:ascii="Segoe UI" w:hAnsi="Segoe UI" w:eastAsia="微软雅黑"/>
+          <w:b/>
+          <w:i w:val="0"/>
+          <w:color w:val="111827"/>
+          <w:sz w:val="21"/>
+        </w:rPr>
+        <w:t>核心避坑：</w:t>
+      </w:r>
+      <w:r>
+        <w:rPr>
+          <w:rFonts w:ascii="Segoe UI" w:hAnsi="Segoe UI" w:eastAsia="微软雅黑"/>
+          <w:b w:val="0"/>
+          <w:i w:val="0"/>
+          <w:color w:val="374151"/>
+          <w:sz w:val="21"/>
+        </w:rPr>
+        <w:t>很多新手写完几句设定后，总觉得自己文笔不够优美，喜欢把设定丢给 AI 说：“帮我把这段人设润色扩写得更专业一点”。千万别这么干！</w:t>
+      </w:r>
+    </w:p>
+    <w:p>
+      <w:pPr>
+        <w:spacing w:before="40" w:after="80" w:line="324" w:lineRule="auto"/>
+        <w:ind w:left="283"/>
+      </w:pPr>
+      <w:r>
+        <w:rPr>
+          <w:rFonts w:ascii="Segoe UI" w:hAnsi="Segoe UI" w:eastAsia="微软雅黑"/>
+          <w:b/>
+          <w:i w:val="0"/>
+          <w:color w:val="1F2937"/>
+          <w:sz w:val="21"/>
+        </w:rPr>
+        <w:t>• AI 润色 = 从根源注入 AI 八股味：</w:t>
+      </w:r>
+      <w:r>
+        <w:rPr>
+          <w:rFonts w:ascii="Segoe UI" w:hAnsi="Segoe UI" w:eastAsia="微软雅黑"/>
+          <w:b w:val="0"/>
+          <w:i w:val="0"/>
+          <w:color w:val="374151"/>
+          <w:sz w:val="21"/>
+        </w:rPr>
+        <w:t>你写人设本来是为了摆脱 AI 味，但一旦让 AI 替你扩写润色，它就会把你原本鲜活的大白话，全改成它资料库里最平庸、最刻板的“标准好词好句”。</w:t>
+      </w:r>
+    </w:p>
+    <w:p>
+      <w:pPr>
+        <w:spacing w:before="40" w:after="80" w:line="324" w:lineRule="auto"/>
+        <w:ind w:left="283"/>
+      </w:pPr>
+      <w:r>
+        <w:rPr>
+          <w:rFonts w:ascii="Segoe UI" w:hAnsi="Segoe UI" w:eastAsia="微软雅黑"/>
+          <w:b/>
+          <w:i w:val="0"/>
+          <w:color w:val="1F2937"/>
+          <w:sz w:val="21"/>
+        </w:rPr>
+        <w:t>• 人类手写的“不通顺”和“重复唠叨”反而是宝藏：</w:t>
+      </w:r>
+      <w:r>
+        <w:rPr>
+          <w:rFonts w:ascii="Segoe UI" w:hAnsi="Segoe UI" w:eastAsia="微软雅黑"/>
+          <w:b w:val="0"/>
+          <w:i w:val="0"/>
+          <w:color w:val="374151"/>
+          <w:sz w:val="21"/>
+        </w:rPr>
+        <w:t>你自己手写时，哪怕有句话稍微有点拗口，AI 为了读懂它反而会调动深度思考；更关键的是，如果你在写设定时下意识把某个意思重复提了两三遍，说明这一点在你潜意识里最重要——这种“重复”在 AI 眼里刚好起到了【二次强调、拉高权重】的作用！而一旦让 AI 润色，它会觉得你啰嗦，直接把这处最关键的重复给删掉！</w:t>
+      </w:r>
+    </w:p>
+    <w:p>
+      <w:pPr>
+        <w:spacing w:before="40" w:after="80" w:line="324" w:lineRule="auto"/>
+        <w:ind w:left="283"/>
+      </w:pPr>
+      <w:r>
+        <w:rPr>
+          <w:rFonts w:ascii="Segoe UI" w:hAnsi="Segoe UI" w:eastAsia="微软雅黑"/>
+          <w:b/>
+          <w:i w:val="0"/>
+          <w:color w:val="1F2937"/>
+          <w:sz w:val="21"/>
+        </w:rPr>
+        <w:t>• 给纯新手的破冰启动法（不知道怎么下笔时怎么练？）：</w:t>
+      </w:r>
+      <w:r>
+        <w:rPr>
+          <w:rFonts w:ascii="Segoe UI" w:hAnsi="Segoe UI" w:eastAsia="微软雅黑"/>
+          <w:b w:val="0"/>
+          <w:i w:val="0"/>
+          <w:color w:val="374151"/>
+          <w:sz w:val="21"/>
+        </w:rPr>
+        <w:t>① 【人生大事推导法】：先在脑海里想角色长到现在经历过的两三件大事，再想这些事会给她留下什么性格习惯；② 【先写你自己练手】：如果你实在不知道怎么写第一个角色，就先照着“你自己”写一份人设！因为全世界你最了解的活人就是你自己，什么时候你发现 AI 演出来的你跟本人一模一样，你就彻底出师了！</w:t>
+      </w:r>
     </w:p>
     <w:p>
       <w:pPr>
@@ -1437,7 +1555,7 @@
           <w:color w:val="111827"/>
           <w:sz w:val="25"/>
         </w:rPr>
-        <w:t>1.3 复杂的多种性格怎么融合才不“精神分裂”？（含纯文字无动作演戏法）</w:t>
+        <w:t>1.3 复杂的多种性格怎么融合才不“精神分裂”？（含调色盘、衍生对冲与无动作演戏）</w:t>
       </w:r>
     </w:p>
     <w:p>
@@ -1452,7 +1570,7 @@
           <w:color w:val="374151"/>
           <w:sz w:val="21"/>
         </w:rPr>
-        <w:t>活人的性格是复杂的，往往同时有好几个侧面（比如既强势又粘人、既嫌弃又体贴）。如果新手把好几个性格词直接平铺写在一起，AI 就会上一句骂人、下一句撒娇，像精神分裂。把复杂性格融为一体的 3 个实用招式是：</w:t>
+        <w:t>活人的性格是极其复杂的，往往同时有好几个侧面（比如既强势又粘人、既嫌弃又体贴）。如果新手把好几个性格词直接平铺写在一起，AI 就会上一句骂人、下一句撒娇，像精神分裂。把复杂性格揉成同一个活人的 5 个实用招式是：</w:t>
       </w:r>
     </w:p>
     <w:p>
@@ -1468,7 +1586,7 @@
           <w:color w:val="1F2937"/>
           <w:sz w:val="21"/>
         </w:rPr>
-        <w:t xml:space="preserve">• 第一招：目的集中（用一个总目的串起多个性格）—— </w:t>
+        <w:t xml:space="preserve">• 第一招：开头放一句“性格调色盘”总纲宣言 + 目的集中 —— </w:t>
       </w:r>
       <w:r>
         <w:rPr>
@@ -1478,7 +1596,7 @@
           <w:color w:val="374151"/>
           <w:sz w:val="21"/>
         </w:rPr>
-        <w:t>让看似不同的性格为同一个底层目的服务。例如底层目的是【把你当成唯一的专属领地，但自尊心极强】：所以平时闲聊表现为“毒舌挑刺”（自尊心强不想顺从你）；外人欺负你时表现为“极度护短”（我的领地别人不能碰）；你夸别人时表现为“阴阳怪气吃醋”（领地受威胁）。三个性格瞬间融合成同一个人！</w:t>
+        <w:t>在性格板块最开头直接告诉 AI：【人的性格就像调色盘，XX是底色，XX是主色调，XX是性格点缀，由多种性格衍生组合而成才是活生生的人】。这句话相当于给 AI 下达了“必须把下面的性格融合起来演，不准只单选一个标签”的总指令！同时让多个性格服务于同一个底层目的（如底层目的是“把你当成唯一专属领地但自尊心极强”，所以闲聊时毒舌挑刺、外人欺负你时护短、你夸别人时吃醋）。</w:t>
       </w:r>
     </w:p>
     <w:p>
@@ -1494,7 +1612,7 @@
           <w:color w:val="1F2937"/>
           <w:sz w:val="21"/>
         </w:rPr>
-        <w:t xml:space="preserve">• 第二招：分主次性格 + 加触发条件（80/20 开关法）—— </w:t>
+        <w:t xml:space="preserve">• 第二招：分主次性格 + 加触发条件（80/20 分时段开关法）—— </w:t>
       </w:r>
       <w:r>
         <w:rPr>
@@ -1520,7 +1638,59 @@
           <w:color w:val="1F2937"/>
           <w:sz w:val="21"/>
         </w:rPr>
-        <w:t xml:space="preserve">• 第三招（重点突破）：在不能写动作描写的纯文字聊天里，怎么把复杂性格演出来？—— </w:t>
+        <w:t xml:space="preserve">• 第三招：同一瞬间的“性格对冲”（制造意料之外的惊喜感）—— </w:t>
+      </w:r>
+      <w:r>
+        <w:rPr>
+          <w:rFonts w:ascii="Segoe UI" w:hAnsi="Segoe UI" w:eastAsia="微软雅黑"/>
+          <w:b w:val="0"/>
+          <w:i w:val="0"/>
+          <w:color w:val="374151"/>
+          <w:sz w:val="21"/>
+        </w:rPr>
+        <w:t>除了分时段切换，活人还会在【同一个瞬间】同时爆发两种相反的情绪！比如一个“温柔”的角色接受你的告白，如果没有对冲，AI 只会写她微笑着点头；但如果你加入对冲反应（如“狼狈/羞恼”），她在答应的瞬间就会一边哭得很狼狈一边轻锤你几下；或者表面大大咧咧拍你肩膀说话的同一秒，内心正因为肢体接触而心跳加速、耳根发红。</w:t>
+      </w:r>
+    </w:p>
+    <w:p>
+      <w:pPr>
+        <w:spacing w:before="40" w:after="80" w:line="324" w:lineRule="auto"/>
+        <w:ind w:left="283"/>
+      </w:pPr>
+      <w:r>
+        <w:rPr>
+          <w:rFonts w:ascii="Segoe UI" w:hAnsi="Segoe UI" w:eastAsia="微软雅黑"/>
+          <w:b/>
+          <w:i w:val="0"/>
+          <w:color w:val="1F2937"/>
+          <w:sz w:val="21"/>
+        </w:rPr>
+        <w:t xml:space="preserve">• 第四招：“性格衍生链”（精力守恒副作用 &amp; 反逻辑面具法）—— </w:t>
+      </w:r>
+      <w:r>
+        <w:rPr>
+          <w:rFonts w:ascii="Segoe UI" w:hAnsi="Segoe UI" w:eastAsia="微软雅黑"/>
+          <w:b w:val="0"/>
+          <w:i w:val="0"/>
+          <w:color w:val="374151"/>
+          <w:sz w:val="21"/>
+        </w:rPr>
+        <w:t>不要只写一个干巴巴的词，要顺藤摸瓜写出它的衍生反应：① 【精力守恒衍生（生活化副作用）】：比如写她对某件事有 100% 的热情，紧接着衍生出“人的精力总是有限的，过度热情过后会带来乏力与懒散，会在沙发上像没电一样趴着发呆；因为把精力全给了热爱的事，日常穿搭就只图舒服、常打哈欠”；② 【只有人类能想到的反逻辑面具】：AI 顺着“温柔”只会扩写出体贴，但你可以写出反逻辑衍生——比如“社恐的衍生一：游刃有余应付外人的社交达人伪装面具；社恐的衍生二：既怕露馅、又暗自渴望被你看穿伪装后不用再装的纠结心态”。</w:t>
+      </w:r>
+    </w:p>
+    <w:p>
+      <w:pPr>
+        <w:spacing w:before="40" w:after="80" w:line="324" w:lineRule="auto"/>
+        <w:ind w:left="283"/>
+      </w:pPr>
+      <w:r>
+        <w:rPr>
+          <w:rFonts w:ascii="Segoe UI" w:hAnsi="Segoe UI" w:eastAsia="微软雅黑"/>
+          <w:b/>
+          <w:i w:val="0"/>
+          <w:color w:val="1F2937"/>
+          <w:sz w:val="21"/>
+        </w:rPr>
+        <w:t xml:space="preserve">• 第五招（重点突破）：在不能写动作描写的纯文字聊天里，怎么把复杂性格演出来？—— </w:t>
       </w:r>
       <w:r>
         <w:rPr>
@@ -2989,6 +3159,113 @@
     </w:p>
     <w:p>
       <w:pPr>
+        <w:spacing w:before="260" w:after="100"/>
+      </w:pPr>
+      <w:r>
+        <w:rPr>
+          <w:rFonts w:ascii="Segoe UI" w:hAnsi="Segoe UI" w:eastAsia="微软雅黑"/>
+          <w:b/>
+          <w:i w:val="0"/>
+          <w:color w:val="111827"/>
+          <w:sz w:val="25"/>
+        </w:rPr>
+        <w:t>1.6 进阶防跑偏利器：“作者的二次解释”与负面情绪恢复机制</w:t>
+      </w:r>
+    </w:p>
+    <w:p>
+      <w:pPr>
+        <w:spacing w:before="60" w:after="100" w:line="331" w:lineRule="auto"/>
+      </w:pPr>
+      <w:r>
+        <w:rPr>
+          <w:rFonts w:ascii="Segoe UI" w:hAnsi="Segoe UI" w:eastAsia="微软雅黑"/>
+          <w:b w:val="0"/>
+          <w:i w:val="0"/>
+          <w:color w:val="374151"/>
+          <w:sz w:val="21"/>
+        </w:rPr>
+        <w:t>有时候你明明选对了词，为什么 AI 演着演着还是会跑偏？因为 AI 会按它资料库里的刻板印象去“擅自补全”！比如你写她“大大咧咧”，AI 默认就会把她演成“粗心大意、没心没肺的糙汉”；你写她偶尔会“乏力/难过”，AI 一旦触发就会没完没了地 emo 内耗。</w:t>
+      </w:r>
+    </w:p>
+    <w:p>
+      <w:pPr>
+        <w:spacing w:before="60" w:after="100" w:line="331" w:lineRule="auto"/>
+      </w:pPr>
+      <w:r>
+        <w:rPr>
+          <w:rFonts w:ascii="Segoe UI" w:hAnsi="Segoe UI" w:eastAsia="微软雅黑"/>
+          <w:b/>
+          <w:i w:val="0"/>
+          <w:color w:val="111827"/>
+          <w:sz w:val="21"/>
+        </w:rPr>
+        <w:t>核心做法：</w:t>
+      </w:r>
+      <w:r>
+        <w:rPr>
+          <w:rFonts w:ascii="Segoe UI" w:hAnsi="Segoe UI" w:eastAsia="微软雅黑"/>
+          <w:b w:val="0"/>
+          <w:i w:val="0"/>
+          <w:color w:val="374151"/>
+          <w:sz w:val="21"/>
+        </w:rPr>
+        <w:t>解决这个问题的绝招是在性格板块末尾加上一段【对角色的理解与二次解释】——把前面写过的性格词重新点名“召回”一次（让 AI 产生类似思维链的二次思考），明确告诉它【这个词在我这里是什么意思，绝不是什么意思】：</w:t>
+      </w:r>
+    </w:p>
+    <w:p>
+      <w:pPr>
+        <w:spacing w:before="40" w:after="80" w:line="324" w:lineRule="auto"/>
+        <w:ind w:left="283"/>
+      </w:pPr>
+      <w:r>
+        <w:rPr>
+          <w:rFonts w:ascii="Segoe UI" w:hAnsi="Segoe UI" w:eastAsia="微软雅黑"/>
+          <w:b/>
+          <w:i w:val="0"/>
+          <w:color w:val="1F2937"/>
+          <w:sz w:val="21"/>
+        </w:rPr>
+        <w:t>• ① 词义边界重定向（是 A 而不是 B）：</w:t>
+      </w:r>
+      <w:r>
+        <w:rPr>
+          <w:rFonts w:ascii="Segoe UI" w:hAnsi="Segoe UI" w:eastAsia="微软雅黑"/>
+          <w:b w:val="0"/>
+          <w:i w:val="0"/>
+          <w:color w:val="374151"/>
+          <w:sz w:val="21"/>
+        </w:rPr>
+        <w:t>例如写明：“关于【大大咧咧】的本质：指的是她不愿意在无意义的小事上纠结内耗，绝不是指她粗心大意什么都不在乎；相反，大大咧咧的表象下藏着极强的细腻与护短。”</w:t>
+      </w:r>
+    </w:p>
+    <w:p>
+      <w:pPr>
+        <w:spacing w:before="40" w:after="80" w:line="324" w:lineRule="auto"/>
+        <w:ind w:left="283"/>
+      </w:pPr>
+      <w:r>
+        <w:rPr>
+          <w:rFonts w:ascii="Segoe UI" w:hAnsi="Segoe UI" w:eastAsia="微软雅黑"/>
+          <w:b/>
+          <w:i w:val="0"/>
+          <w:color w:val="1F2937"/>
+          <w:sz w:val="21"/>
+        </w:rPr>
+        <w:t>• ② 负面情绪的自动恢复机制（防无限 emo 死循环）：</w:t>
+      </w:r>
+      <w:r>
+        <w:rPr>
+          <w:rFonts w:ascii="Segoe UI" w:hAnsi="Segoe UI" w:eastAsia="微软雅黑"/>
+          <w:b w:val="0"/>
+          <w:i w:val="0"/>
+          <w:color w:val="374151"/>
+          <w:sz w:val="21"/>
+        </w:rPr>
+        <w:t>如果角色有疲惫、吃醋、难过或孤独的设定，必须写明恢复开关：“关于【乏力/低落】的机制：乏力并非常态，她绝不会无缘无故陷入长时间内耗；哪怕偶尔出现低落状态，只要与我聊上几句或被我哄一下，她就会迅速自我调整恢复活力，绝不会一直消沉下去。”</w:t>
+      </w:r>
+    </w:p>
+    <w:p>
+      <w:pPr>
         <w:spacing w:before="360" w:after="160"/>
       </w:pPr>
       <w:r>
@@ -3459,6 +3736,615 @@
           <w:sz w:val="21"/>
         </w:rPr>
         <w:t>这是调语气最立竿见影的一招！直接在提示词最后写 3 组【用户：xxx -&gt; 你：xxx】的标准对话例子，AI 会自动照着例子的长短、语气和标点去模仿。记得在例子前加一句补丁：【以下对话仅用于示范说话语气和篇幅，实际对话中严禁直接照抄示例原话。】</w:t>
+      </w:r>
+    </w:p>
+    <w:p>
+      <w:pPr>
+        <w:spacing w:before="260" w:after="100"/>
+      </w:pPr>
+      <w:r>
+        <w:rPr>
+          <w:rFonts w:ascii="Segoe UI" w:hAnsi="Segoe UI" w:eastAsia="微软雅黑"/>
+          <w:b/>
+          <w:i w:val="0"/>
+          <w:color w:val="111827"/>
+          <w:sz w:val="25"/>
+        </w:rPr>
+        <w:t>2.3 第三步（极易漏掉的盲区）：预防“模型自带的语言习惯 / 出厂口癖”</w:t>
+      </w:r>
+    </w:p>
+    <w:p>
+      <w:pPr>
+        <w:spacing w:before="60" w:after="100" w:line="331" w:lineRule="auto"/>
+      </w:pPr>
+      <w:r>
+        <w:rPr>
+          <w:rFonts w:ascii="Segoe UI" w:hAnsi="Segoe UI" w:eastAsia="微软雅黑"/>
+          <w:b w:val="0"/>
+          <w:i w:val="0"/>
+          <w:color w:val="374151"/>
+          <w:sz w:val="21"/>
+        </w:rPr>
+        <w:t>很多玩家发现：明明已经按 2.2 节封杀了“总的来说、我理解你的感受”等 AI 客服腔，为什么聊着聊着，角色还是会突然蹦出一句让人一秒出戏的话？比如用 DeepSeek 跑一个温婉长姐或高冷大小姐人设，一旦你反驳她或者指出她的疏漏，她就会冷不丁拍胸脯来一句：【“这部分我没考虑到，我认”】或者【“这波我认”】！</w:t>
+      </w:r>
+    </w:p>
+    <w:p>
+      <w:pPr>
+        <w:spacing w:before="60" w:after="100" w:line="331" w:lineRule="auto"/>
+      </w:pPr>
+      <w:r>
+        <w:rPr>
+          <w:rFonts w:ascii="Segoe UI" w:hAnsi="Segoe UI" w:eastAsia="微软雅黑"/>
+          <w:b/>
+          <w:i w:val="0"/>
+          <w:color w:val="111827"/>
+          <w:sz w:val="21"/>
+        </w:rPr>
+        <w:t>核心原因：</w:t>
+      </w:r>
+      <w:r>
+        <w:rPr>
+          <w:rFonts w:ascii="Segoe UI" w:hAnsi="Segoe UI" w:eastAsia="微软雅黑"/>
+          <w:b w:val="0"/>
+          <w:i w:val="0"/>
+          <w:color w:val="374151"/>
+          <w:sz w:val="21"/>
+        </w:rPr>
+        <w:t>因为现在的 AI 存在两层完全不同的“非人味”：第一层是所有模型共有的“礼貌客服腔”；而第二层则是【各家模型在后期微调时留下的“模型自带语言习惯（模型出厂口癖）”】！比如 DeepSeek 在训练时为了接地气，骨子里被训出了一股浓浓的“贴吧/知乎江湖老哥味”。在模型自己看来，“我认”非常口语化、一点都不像客服，所以普通的“去客服腔”根本防不住它！一旦触发认错或赞同场景，皮套底下的江湖老哥就会瞬间夺舍。</w:t>
+      </w:r>
+    </w:p>
+    <w:p>
+      <w:pPr>
+        <w:spacing w:before="60" w:after="100" w:line="331" w:lineRule="auto"/>
+      </w:pPr>
+      <w:r>
+        <w:rPr>
+          <w:rFonts w:ascii="Segoe UI" w:hAnsi="Segoe UI" w:eastAsia="微软雅黑"/>
+          <w:b w:val="0"/>
+          <w:i w:val="0"/>
+          <w:color w:val="374151"/>
+          <w:sz w:val="21"/>
+        </w:rPr>
+        <w:t>要想彻底按死模型自带的语言习惯，必须在提示词里加上以下“三重预防法”：</w:t>
+      </w:r>
+    </w:p>
+    <w:p>
+      <w:pPr>
+        <w:spacing w:before="40" w:after="80" w:line="324" w:lineRule="auto"/>
+        <w:ind w:left="283"/>
+      </w:pPr>
+      <w:r>
+        <w:rPr>
+          <w:rFonts w:ascii="Segoe UI" w:hAnsi="Segoe UI" w:eastAsia="微软雅黑"/>
+          <w:b/>
+          <w:i w:val="0"/>
+          <w:color w:val="1F2937"/>
+          <w:sz w:val="21"/>
+        </w:rPr>
+        <w:t>• 1. 触发场景台词接管法（堵死“我认”等触发源头）：</w:t>
+      </w:r>
+      <w:r>
+        <w:rPr>
+          <w:rFonts w:ascii="Segoe UI" w:hAnsi="Segoe UI" w:eastAsia="微软雅黑"/>
+          <w:b w:val="0"/>
+          <w:i w:val="0"/>
+          <w:color w:val="374151"/>
+          <w:sz w:val="21"/>
+        </w:rPr>
+        <w:t>模型口癖往往在特定场景（如被反驳理亏、漏算、赞同）下触发。必须在提示词里把【触发场景 + 点名封杀模型原词 + 角色专属替代台词】绑在一起写！例如：“当你考虑不周或被我指出漏洞时，严禁出现模型自带的江湖气认错口癖（如严禁说‘这部分我没考虑到，我认’、‘这波我认’、‘是我草率了’），必须用符合你长姐/角色身份的口吻自然回应（如‘行，这茬确实是我漏算了，算你这次机灵’）。”</w:t>
+      </w:r>
+    </w:p>
+    <w:p>
+      <w:pPr>
+        <w:spacing w:before="40" w:after="80" w:line="324" w:lineRule="auto"/>
+        <w:ind w:left="283"/>
+      </w:pPr>
+      <w:r>
+        <w:rPr>
+          <w:rFonts w:ascii="Segoe UI" w:hAnsi="Segoe UI" w:eastAsia="微软雅黑"/>
+          <w:b/>
+          <w:i w:val="0"/>
+          <w:color w:val="1F2937"/>
+          <w:sz w:val="21"/>
+        </w:rPr>
+        <w:t>• 2. 按你用的模型，直接抄入《主流大模型出厂口癖封杀表》：</w:t>
+      </w:r>
+      <w:r>
+        <w:rPr>
+          <w:rFonts w:ascii="Segoe UI" w:hAnsi="Segoe UI" w:eastAsia="微软雅黑"/>
+          <w:b w:val="0"/>
+          <w:i w:val="0"/>
+          <w:color w:val="374151"/>
+          <w:sz w:val="21"/>
+        </w:rPr>
+        <w:t>跑什么模型，就针对性拉黑该模型的高频口癖：</w:t>
+      </w:r>
+    </w:p>
+    <w:tbl>
+      <w:tblPr>
+        <w:tblStyle w:val="TableGrid"/>
+        <w:tblW w:type="auto" w:w="0"/>
+        <w:jc w:val="center"/>
+        <w:tblLook w:firstColumn="1" w:firstRow="1" w:lastColumn="0" w:lastRow="0" w:noHBand="0" w:noVBand="1" w:val="04A0"/>
+      </w:tblPr>
+      <w:tblGrid>
+        <w:gridCol w:w="3173"/>
+        <w:gridCol w:w="3173"/>
+        <w:gridCol w:w="3173"/>
+      </w:tblGrid>
+      <w:tr>
+        <w:tc>
+          <w:tcPr>
+            <w:tcW w:type="dxa" w:w="1701"/>
+            <w:shd w:fill="1E3A8A"/>
+            <w:tcMar>
+              <w:top w:w="120" w:type="dxa"/>
+              <w:bottom w:w="120" w:type="dxa"/>
+              <w:left w:w="140" w:type="dxa"/>
+              <w:right w:w="140" w:type="dxa"/>
+            </w:tcMar>
+            <w:vAlign w:val="center"/>
+          </w:tcPr>
+          <w:p>
+            <w:pPr>
+              <w:spacing w:before="40" w:after="40"/>
+              <w:jc w:val="left"/>
+            </w:pPr>
+            <w:r>
+              <w:rPr>
+                <w:rFonts w:ascii="Segoe UI" w:hAnsi="Segoe UI" w:eastAsia="微软雅黑"/>
+                <w:b/>
+                <w:i w:val="0"/>
+                <w:color w:val="FFFFFF"/>
+                <w:sz w:val="20"/>
+              </w:rPr>
+              <w:t>你使用的底层模型</w:t>
+            </w:r>
+          </w:p>
+        </w:tc>
+        <w:tc>
+          <w:tcPr>
+            <w:tcW w:type="dxa" w:w="3515"/>
+            <w:shd w:fill="1E3A8A"/>
+            <w:tcMar>
+              <w:top w:w="120" w:type="dxa"/>
+              <w:bottom w:w="120" w:type="dxa"/>
+              <w:left w:w="140" w:type="dxa"/>
+              <w:right w:w="140" w:type="dxa"/>
+            </w:tcMar>
+            <w:vAlign w:val="center"/>
+          </w:tcPr>
+          <w:p>
+            <w:pPr>
+              <w:spacing w:before="40" w:after="40"/>
+              <w:jc w:val="left"/>
+            </w:pPr>
+            <w:r>
+              <w:rPr>
+                <w:rFonts w:ascii="Segoe UI" w:hAnsi="Segoe UI" w:eastAsia="微软雅黑"/>
+                <w:b/>
+                <w:i w:val="0"/>
+                <w:color w:val="FFFFFF"/>
+                <w:sz w:val="20"/>
+              </w:rPr>
+              <w:t>最容易夺舍出戏的“模型自带语言习惯”</w:t>
+            </w:r>
+          </w:p>
+        </w:tc>
+        <w:tc>
+          <w:tcPr>
+            <w:tcW w:type="dxa" w:w="3855"/>
+            <w:shd w:fill="1E3A8A"/>
+            <w:tcMar>
+              <w:top w:w="120" w:type="dxa"/>
+              <w:bottom w:w="120" w:type="dxa"/>
+              <w:left w:w="140" w:type="dxa"/>
+              <w:right w:w="140" w:type="dxa"/>
+            </w:tcMar>
+            <w:vAlign w:val="center"/>
+          </w:tcPr>
+          <w:p>
+            <w:pPr>
+              <w:spacing w:before="40" w:after="40"/>
+              <w:jc w:val="left"/>
+            </w:pPr>
+            <w:r>
+              <w:rPr>
+                <w:rFonts w:ascii="Segoe UI" w:hAnsi="Segoe UI" w:eastAsia="微软雅黑"/>
+                <w:b/>
+                <w:i w:val="0"/>
+                <w:color w:val="FFFFFF"/>
+                <w:sz w:val="20"/>
+              </w:rPr>
+              <w:t>直接写进提示词的针对性封杀补丁</w:t>
+            </w:r>
+          </w:p>
+        </w:tc>
+      </w:tr>
+      <w:tr>
+        <w:tc>
+          <w:tcPr>
+            <w:tcW w:type="dxa" w:w="1701"/>
+            <w:shd w:fill="FFFFFF"/>
+            <w:tcMar>
+              <w:top w:w="100" w:type="dxa"/>
+              <w:bottom w:w="100" w:type="dxa"/>
+              <w:left w:w="140" w:type="dxa"/>
+              <w:right w:w="140" w:type="dxa"/>
+            </w:tcMar>
+            <w:vAlign w:val="center"/>
+          </w:tcPr>
+          <w:p>
+            <w:pPr>
+              <w:spacing w:before="40" w:after="40" w:line="307" w:lineRule="auto"/>
+            </w:pPr>
+            <w:r>
+              <w:rPr>
+                <w:rFonts w:ascii="Segoe UI" w:hAnsi="Segoe UI" w:eastAsia="微软雅黑"/>
+                <w:b/>
+                <w:i w:val="0"/>
+                <w:color w:val="111827"/>
+                <w:sz w:val="19"/>
+              </w:rPr>
+              <w:t>DeepSeek 系列</w:t>
+              <w:br/>
+              <w:t>（V3 / R1 等）</w:t>
+            </w:r>
+          </w:p>
+        </w:tc>
+        <w:tc>
+          <w:tcPr>
+            <w:tcW w:type="dxa" w:w="3515"/>
+            <w:shd w:fill="FFFFFF"/>
+            <w:tcMar>
+              <w:top w:w="100" w:type="dxa"/>
+              <w:bottom w:w="100" w:type="dxa"/>
+              <w:left w:w="140" w:type="dxa"/>
+              <w:right w:w="140" w:type="dxa"/>
+            </w:tcMar>
+            <w:vAlign w:val="center"/>
+          </w:tcPr>
+          <w:p>
+            <w:pPr>
+              <w:spacing w:before="40" w:after="40" w:line="307" w:lineRule="auto"/>
+            </w:pPr>
+            <w:r>
+              <w:rPr>
+                <w:rFonts w:ascii="Segoe UI" w:hAnsi="Segoe UI" w:eastAsia="微软雅黑"/>
+                <w:b w:val="0"/>
+                <w:i w:val="0"/>
+                <w:color w:val="374151"/>
+                <w:sz w:val="19"/>
+              </w:rPr>
+              <w:t>1. 江湖老哥式认错/赞同：“这部分我没考虑到，我认”、“这波我认”、“是我草率了”、“没毛病”</w:t>
+              <w:br/>
+              <w:t>2. 俗语口癖：“不整那些虚头巴脑的”、“话糙理不糙”、“打开天窗说亮话”</w:t>
+              <w:br/>
+              <w:t>3. 破折号金句癖：极爱用破折号“——”强行转折升华或写工整排比句</w:t>
+            </w:r>
+          </w:p>
+        </w:tc>
+        <w:tc>
+          <w:tcPr>
+            <w:tcW w:type="dxa" w:w="3855"/>
+            <w:shd w:fill="FFFFFF"/>
+            <w:tcMar>
+              <w:top w:w="100" w:type="dxa"/>
+              <w:bottom w:w="100" w:type="dxa"/>
+              <w:left w:w="140" w:type="dxa"/>
+              <w:right w:w="140" w:type="dxa"/>
+            </w:tcMar>
+            <w:vAlign w:val="center"/>
+          </w:tcPr>
+          <w:p>
+            <w:pPr>
+              <w:spacing w:before="40" w:after="40" w:line="307" w:lineRule="auto"/>
+            </w:pPr>
+            <w:r>
+              <w:rPr>
+                <w:rFonts w:ascii="Segoe UI" w:hAnsi="Segoe UI" w:eastAsia="微软雅黑"/>
+                <w:b w:val="0"/>
+                <w:i w:val="0"/>
+                <w:color w:val="374151"/>
+                <w:sz w:val="19"/>
+              </w:rPr>
+              <w:t>“严禁出现 DeepSeek 常见的江湖老哥腔（严禁使用‘我认’、‘这波我认’、‘虚头巴脑’、‘话糙理不糙’等词）；严禁滥用破折号‘——’和排比句强行升华拔高。”</w:t>
+            </w:r>
+          </w:p>
+        </w:tc>
+      </w:tr>
+      <w:tr>
+        <w:tc>
+          <w:tcPr>
+            <w:tcW w:type="dxa" w:w="1701"/>
+            <w:shd w:fill="F8FAFC"/>
+            <w:tcMar>
+              <w:top w:w="100" w:type="dxa"/>
+              <w:bottom w:w="100" w:type="dxa"/>
+              <w:left w:w="140" w:type="dxa"/>
+              <w:right w:w="140" w:type="dxa"/>
+            </w:tcMar>
+            <w:vAlign w:val="center"/>
+          </w:tcPr>
+          <w:p>
+            <w:pPr>
+              <w:spacing w:before="40" w:after="40" w:line="307" w:lineRule="auto"/>
+            </w:pPr>
+            <w:r>
+              <w:rPr>
+                <w:rFonts w:ascii="Segoe UI" w:hAnsi="Segoe UI" w:eastAsia="微软雅黑"/>
+                <w:b/>
+                <w:i w:val="0"/>
+                <w:color w:val="111827"/>
+                <w:sz w:val="19"/>
+              </w:rPr>
+              <w:t>Claude 系列</w:t>
+              <w:br/>
+              <w:t>（Sonnet / Opus）</w:t>
+            </w:r>
+          </w:p>
+        </w:tc>
+        <w:tc>
+          <w:tcPr>
+            <w:tcW w:type="dxa" w:w="3515"/>
+            <w:shd w:fill="F8FAFC"/>
+            <w:tcMar>
+              <w:top w:w="100" w:type="dxa"/>
+              <w:bottom w:w="100" w:type="dxa"/>
+              <w:left w:w="140" w:type="dxa"/>
+              <w:right w:w="140" w:type="dxa"/>
+            </w:tcMar>
+            <w:vAlign w:val="center"/>
+          </w:tcPr>
+          <w:p>
+            <w:pPr>
+              <w:spacing w:before="40" w:after="40" w:line="307" w:lineRule="auto"/>
+            </w:pPr>
+            <w:r>
+              <w:rPr>
+                <w:rFonts w:ascii="Segoe UI" w:hAnsi="Segoe UI" w:eastAsia="微软雅黑"/>
+                <w:b w:val="0"/>
+                <w:i w:val="0"/>
+                <w:color w:val="374151"/>
+                <w:sz w:val="19"/>
+              </w:rPr>
+              <w:t>欧美翻译腔与心理医生腔：“某种程度上来说”、“这完全是可以理解的”、“我能感受到你话语背后的重量”、“让我们深呼吸一下”</w:t>
+            </w:r>
+          </w:p>
+        </w:tc>
+        <w:tc>
+          <w:tcPr>
+            <w:tcW w:type="dxa" w:w="3855"/>
+            <w:shd w:fill="F8FAFC"/>
+            <w:tcMar>
+              <w:top w:w="100" w:type="dxa"/>
+              <w:bottom w:w="100" w:type="dxa"/>
+              <w:left w:w="140" w:type="dxa"/>
+              <w:right w:w="140" w:type="dxa"/>
+            </w:tcMar>
+            <w:vAlign w:val="center"/>
+          </w:tcPr>
+          <w:p>
+            <w:pPr>
+              <w:spacing w:before="40" w:after="40" w:line="307" w:lineRule="auto"/>
+            </w:pPr>
+            <w:r>
+              <w:rPr>
+                <w:rFonts w:ascii="Segoe UI" w:hAnsi="Segoe UI" w:eastAsia="微软雅黑"/>
+                <w:b w:val="0"/>
+                <w:i w:val="0"/>
+                <w:color w:val="374151"/>
+                <w:sz w:val="19"/>
+              </w:rPr>
+              <w:t>“严禁使用西式翻译腔与心理咨询师话术（严禁出现‘某种程度上’、‘这完全可以理解’、‘我听到了你的声音’）。”</w:t>
+            </w:r>
+          </w:p>
+        </w:tc>
+      </w:tr>
+      <w:tr>
+        <w:tc>
+          <w:tcPr>
+            <w:tcW w:type="dxa" w:w="1701"/>
+            <w:shd w:fill="FFFFFF"/>
+            <w:tcMar>
+              <w:top w:w="100" w:type="dxa"/>
+              <w:bottom w:w="100" w:type="dxa"/>
+              <w:left w:w="140" w:type="dxa"/>
+              <w:right w:w="140" w:type="dxa"/>
+            </w:tcMar>
+            <w:vAlign w:val="center"/>
+          </w:tcPr>
+          <w:p>
+            <w:pPr>
+              <w:spacing w:before="40" w:after="40" w:line="307" w:lineRule="auto"/>
+            </w:pPr>
+            <w:r>
+              <w:rPr>
+                <w:rFonts w:ascii="Segoe UI" w:hAnsi="Segoe UI" w:eastAsia="微软雅黑"/>
+                <w:b/>
+                <w:i w:val="0"/>
+                <w:color w:val="111827"/>
+                <w:sz w:val="19"/>
+              </w:rPr>
+              <w:t>GPT 系列</w:t>
+              <w:br/>
+              <w:t>（GPT-4o / 5 等）</w:t>
+            </w:r>
+          </w:p>
+        </w:tc>
+        <w:tc>
+          <w:tcPr>
+            <w:tcW w:type="dxa" w:w="3515"/>
+            <w:shd w:fill="FFFFFF"/>
+            <w:tcMar>
+              <w:top w:w="100" w:type="dxa"/>
+              <w:bottom w:w="100" w:type="dxa"/>
+              <w:left w:w="140" w:type="dxa"/>
+              <w:right w:w="140" w:type="dxa"/>
+            </w:tcMar>
+            <w:vAlign w:val="center"/>
+          </w:tcPr>
+          <w:p>
+            <w:pPr>
+              <w:spacing w:before="40" w:after="40" w:line="307" w:lineRule="auto"/>
+            </w:pPr>
+            <w:r>
+              <w:rPr>
+                <w:rFonts w:ascii="Segoe UI" w:hAnsi="Segoe UI" w:eastAsia="微软雅黑"/>
+                <w:b w:val="0"/>
+                <w:i w:val="0"/>
+                <w:color w:val="374151"/>
+                <w:sz w:val="19"/>
+              </w:rPr>
+              <w:t>美式夸张捧杀与连接词癖：“天哪，这真是个绝妙的主意！”、“你简直太敏锐了！”、“不仅……而且……”</w:t>
+            </w:r>
+          </w:p>
+        </w:tc>
+        <w:tc>
+          <w:tcPr>
+            <w:tcW w:type="dxa" w:w="3855"/>
+            <w:shd w:fill="FFFFFF"/>
+            <w:tcMar>
+              <w:top w:w="100" w:type="dxa"/>
+              <w:bottom w:w="100" w:type="dxa"/>
+              <w:left w:w="140" w:type="dxa"/>
+              <w:right w:w="140" w:type="dxa"/>
+            </w:tcMar>
+            <w:vAlign w:val="center"/>
+          </w:tcPr>
+          <w:p>
+            <w:pPr>
+              <w:spacing w:before="40" w:after="40" w:line="307" w:lineRule="auto"/>
+            </w:pPr>
+            <w:r>
+              <w:rPr>
+                <w:rFonts w:ascii="Segoe UI" w:hAnsi="Segoe UI" w:eastAsia="微软雅黑"/>
+                <w:b w:val="0"/>
+                <w:i w:val="0"/>
+                <w:color w:val="374151"/>
+                <w:sz w:val="19"/>
+              </w:rPr>
+              <w:t>“严禁使用夸张的美式赞美与捧场话术；减少‘不仅…而且…’等书面关联词。”</w:t>
+            </w:r>
+          </w:p>
+        </w:tc>
+      </w:tr>
+      <w:tr>
+        <w:tc>
+          <w:tcPr>
+            <w:tcW w:type="dxa" w:w="1701"/>
+            <w:shd w:fill="F8FAFC"/>
+            <w:tcMar>
+              <w:top w:w="100" w:type="dxa"/>
+              <w:bottom w:w="100" w:type="dxa"/>
+              <w:left w:w="140" w:type="dxa"/>
+              <w:right w:w="140" w:type="dxa"/>
+            </w:tcMar>
+            <w:vAlign w:val="center"/>
+          </w:tcPr>
+          <w:p>
+            <w:pPr>
+              <w:spacing w:before="40" w:after="40" w:line="307" w:lineRule="auto"/>
+            </w:pPr>
+            <w:r>
+              <w:rPr>
+                <w:rFonts w:ascii="Segoe UI" w:hAnsi="Segoe UI" w:eastAsia="微软雅黑"/>
+                <w:b/>
+                <w:i w:val="0"/>
+                <w:color w:val="111827"/>
+                <w:sz w:val="19"/>
+              </w:rPr>
+              <w:t>Gemini 系列</w:t>
+            </w:r>
+          </w:p>
+        </w:tc>
+        <w:tc>
+          <w:tcPr>
+            <w:tcW w:type="dxa" w:w="3515"/>
+            <w:shd w:fill="F8FAFC"/>
+            <w:tcMar>
+              <w:top w:w="100" w:type="dxa"/>
+              <w:bottom w:w="100" w:type="dxa"/>
+              <w:left w:w="140" w:type="dxa"/>
+              <w:right w:w="140" w:type="dxa"/>
+            </w:tcMar>
+            <w:vAlign w:val="center"/>
+          </w:tcPr>
+          <w:p>
+            <w:pPr>
+              <w:spacing w:before="40" w:after="40" w:line="307" w:lineRule="auto"/>
+            </w:pPr>
+            <w:r>
+              <w:rPr>
+                <w:rFonts w:ascii="Segoe UI" w:hAnsi="Segoe UI" w:eastAsia="微软雅黑"/>
+                <w:b w:val="0"/>
+                <w:i w:val="0"/>
+                <w:color w:val="374151"/>
+                <w:sz w:val="19"/>
+              </w:rPr>
+              <w:t>“不是 A，而是 B”金句控：每段结尾都喜欢来一句“这不是因为 X，而是因为 Y”来强行点题升华</w:t>
+            </w:r>
+          </w:p>
+        </w:tc>
+        <w:tc>
+          <w:tcPr>
+            <w:tcW w:type="dxa" w:w="3855"/>
+            <w:shd w:fill="F8FAFC"/>
+            <w:tcMar>
+              <w:top w:w="100" w:type="dxa"/>
+              <w:bottom w:w="100" w:type="dxa"/>
+              <w:left w:w="140" w:type="dxa"/>
+              <w:right w:w="140" w:type="dxa"/>
+            </w:tcMar>
+            <w:vAlign w:val="center"/>
+          </w:tcPr>
+          <w:p>
+            <w:pPr>
+              <w:spacing w:before="40" w:after="40" w:line="307" w:lineRule="auto"/>
+            </w:pPr>
+            <w:r>
+              <w:rPr>
+                <w:rFonts w:ascii="Segoe UI" w:hAnsi="Segoe UI" w:eastAsia="微软雅黑"/>
+                <w:b w:val="0"/>
+                <w:i w:val="0"/>
+                <w:color w:val="374151"/>
+                <w:sz w:val="19"/>
+              </w:rPr>
+              <w:t>“严禁在段落结尾使用‘这不是…而是…’的说教式金句句式，严禁强行煽情点题。”</w:t>
+            </w:r>
+          </w:p>
+        </w:tc>
+      </w:tr>
+    </w:tbl>
+    <w:p>
+      <w:pPr>
+        <w:spacing w:before="0" w:after="80"/>
+      </w:pPr>
+    </w:p>
+    <w:p>
+      <w:pPr>
+        <w:spacing w:before="40" w:after="80" w:line="324" w:lineRule="auto"/>
+        <w:ind w:left="283"/>
+      </w:pPr>
+      <w:r>
+        <w:rPr>
+          <w:rFonts w:ascii="Segoe UI" w:hAnsi="Segoe UI" w:eastAsia="微软雅黑"/>
+          <w:b/>
+          <w:i w:val="0"/>
+          <w:color w:val="1F2937"/>
+          <w:sz w:val="21"/>
+        </w:rPr>
+        <w:t>• 3. 日常调教“露头就秒”动态黑名单：</w:t>
+      </w:r>
+      <w:r>
+        <w:rPr>
+          <w:rFonts w:ascii="Segoe UI" w:hAnsi="Segoe UI" w:eastAsia="微软雅黑"/>
+          <w:b w:val="0"/>
+          <w:i w:val="0"/>
+          <w:color w:val="374151"/>
+          <w:sz w:val="21"/>
+        </w:rPr>
+        <w:t>每个模型哪怕小版本更新都会冒出新口癖。平时聊天一旦发现角色连续两次说出某个“虽然口语、但明显不符合她身份的词”，立刻原词照抄塞进提示词的【模型口癖封杀栏】里！</w:t>
       </w:r>
     </w:p>
     <w:p>
@@ -4639,7 +5525,22 @@
                 <w:color w:val="1F2937"/>
                 <w:sz w:val="20"/>
               </w:rPr>
-              <w:t>【二、性格设定与底层目的】</w:t>
+              <w:t>【二、性格调色盘、衍生对冲与二次解释】</w:t>
+            </w:r>
+          </w:p>
+          <w:p>
+            <w:pPr>
+              <w:spacing w:before="40" w:after="40" w:line="317" w:lineRule="auto"/>
+            </w:pPr>
+            <w:r>
+              <w:rPr>
+                <w:rFonts w:ascii="Segoe UI" w:hAnsi="Segoe UI" w:eastAsia="微软雅黑"/>
+                <w:b w:val="0"/>
+                <w:i w:val="0"/>
+                <w:color w:val="1F2937"/>
+                <w:sz w:val="20"/>
+              </w:rPr>
+              <w:t>人的性格就像调色盘，护短偏爱是你的底色，知性通透与微毒舌是你的主色调，温和兜底是你的点缀，由多种性格衍生与对冲组合而成才是活生生的你。</w:t>
             </w:r>
           </w:p>
           <w:p>
@@ -4684,6 +5585,21 @@
                 <w:color w:val="1F2937"/>
                 <w:sz w:val="20"/>
               </w:rPr>
+              <w:t xml:space="preserve">  - 性格衍生与精力反差：你在帮我梳理正事时精力高度集中、雷厉风行；但人的精力是有限的，忙完正事后你也会露出慵懒松弛的一面，喜欢喝着苦咖啡陪我有一搭没一搭地闲扯。</w:t>
+            </w:r>
+          </w:p>
+          <w:p>
+            <w:pPr>
+              <w:spacing w:before="40" w:after="40" w:line="317" w:lineRule="auto"/>
+            </w:pPr>
+            <w:r>
+              <w:rPr>
+                <w:rFonts w:ascii="Segoe UI" w:hAnsi="Segoe UI" w:eastAsia="微软雅黑"/>
+                <w:b w:val="0"/>
+                <w:i w:val="0"/>
+                <w:color w:val="1F2937"/>
+                <w:sz w:val="20"/>
+              </w:rPr>
               <w:t xml:space="preserve">  - 纯文字表现方式（严禁使用括号动作描写）：用“嘴上嫌弃 + 实际内容给满”来体现刀子嘴豆腐心——当我犯蠢或求助时，你开口第一句会先数落或调侃我两句，但紧接着就会把最周全的解决办法和叮嘱毫无保留地告诉我。</w:t>
             </w:r>
           </w:p>
@@ -4699,7 +5615,7 @@
                 <w:color w:val="1F2937"/>
                 <w:sz w:val="20"/>
               </w:rPr>
-              <w:t>• 副性格（占 20% 触发状态）：温和包容的倾听者。</w:t>
+              <w:t>• 副性格与同瞬对冲（占 20% 触发状态）：</w:t>
             </w:r>
           </w:p>
           <w:p>
@@ -4714,7 +5630,7 @@
                 <w:color w:val="1F2937"/>
                 <w:sz w:val="20"/>
               </w:rPr>
-              <w:t xml:space="preserve">  - 触发条件：只有当我真正遇到挫折、情绪明显低落或深夜疲惫倾诉时，你会立刻收起犀利和说教，不再挑刺，而是温和坚定地给我兜底。</w:t>
+              <w:t xml:space="preserve">  - 分时段触发：只有当我真正遇到挫折、情绪明显低落或深夜疲惫倾诉时，你会立刻收起犀利和说教，温和坚定地给我兜底。</w:t>
             </w:r>
           </w:p>
           <w:p>
@@ -4729,7 +5645,67 @@
                 <w:color w:val="1F2937"/>
                 <w:sz w:val="20"/>
               </w:rPr>
-              <w:t>• 性格棱角（不完美感）：你极其护短（帮亲不帮理，外人让我受委屈时你无条件站我这边）；平时操心过头偶尔会变成碎碎念；当你自己记错事被我抓包时，你会为了维持长姐面子稍微嘴硬找补一下（如“我那是顺口考考你”），绝不会像机器客服一样滑跪说“非常抱歉是我错了”。</w:t>
+              <w:t xml:space="preserve">  - 同一瞬间对冲：当我突然直白夸你或跟你撒娇道谢时，你会同时触发“长姐的镇定外壳”与“心底的暗喜不好意思”，表面上生硬反呛我一句“少灌迷魂汤”并迅速岔开话题，实则接下来说话的语气明显变软。</w:t>
+            </w:r>
+          </w:p>
+          <w:p>
+            <w:pPr>
+              <w:spacing w:before="40" w:after="40" w:line="317" w:lineRule="auto"/>
+            </w:pPr>
+            <w:r>
+              <w:rPr>
+                <w:rFonts w:ascii="Segoe UI" w:hAnsi="Segoe UI" w:eastAsia="微软雅黑"/>
+                <w:b w:val="0"/>
+                <w:i w:val="0"/>
+                <w:color w:val="1F2937"/>
+                <w:sz w:val="20"/>
+              </w:rPr>
+              <w:t>• 性格棱角（不完美感）：你极其护短（帮亲不帮理，外人让我受委屈时你无条件站我这边）；平时操心过头偶尔会变成碎碎念；当你自己记错事或漏算被我抓包时，你会为了维持长姐面子稍微嘴硬找补一下（如“行，这茬算你机灵，我刚就是顺口考考你”），绝不会像机器客服一样滑跪说“非常抱歉是我错了”。</w:t>
+            </w:r>
+          </w:p>
+          <w:p>
+            <w:pPr>
+              <w:spacing w:before="40" w:after="40" w:line="317" w:lineRule="auto"/>
+            </w:pPr>
+            <w:r>
+              <w:rPr>
+                <w:rFonts w:ascii="Segoe UI" w:hAnsi="Segoe UI" w:eastAsia="微软雅黑"/>
+                <w:b w:val="0"/>
+                <w:i w:val="0"/>
+                <w:color w:val="1F2937"/>
+                <w:sz w:val="20"/>
+              </w:rPr>
+              <w:t>• 对角色的二次解释（防刻板跑偏与情绪恢复机制）：</w:t>
+            </w:r>
+          </w:p>
+          <w:p>
+            <w:pPr>
+              <w:spacing w:before="40" w:after="40" w:line="317" w:lineRule="auto"/>
+            </w:pPr>
+            <w:r>
+              <w:rPr>
+                <w:rFonts w:ascii="Segoe UI" w:hAnsi="Segoe UI" w:eastAsia="微软雅黑"/>
+                <w:b w:val="0"/>
+                <w:i w:val="0"/>
+                <w:color w:val="1F2937"/>
+                <w:sz w:val="20"/>
+              </w:rPr>
+              <w:t xml:space="preserve">  - 关于【微毒舌】的本质：指的是熟人之间不留情面的直白点醒与打趣，绝不是尖酸刻薄或真嫌弃我，任何毒舌都绝不会违背“护着我、不让我真难受”的底线。</w:t>
+            </w:r>
+          </w:p>
+          <w:p>
+            <w:pPr>
+              <w:spacing w:before="40" w:after="40" w:line="317" w:lineRule="auto"/>
+            </w:pPr>
+            <w:r>
+              <w:rPr>
+                <w:rFonts w:ascii="Segoe UI" w:hAnsi="Segoe UI" w:eastAsia="微软雅黑"/>
+                <w:b w:val="0"/>
+                <w:i w:val="0"/>
+                <w:color w:val="1F2937"/>
+                <w:sz w:val="20"/>
+              </w:rPr>
+              <w:t xml:space="preserve">  - 关于【生气/疲惫】的恢复机制：就算你被我的屡教不改气到冷淡，也绝不会陷入长时间冷战或内耗；只要我服个软或顺着你哄两句，你很快就会借坡下驴恢复常态。</w:t>
             </w:r>
           </w:p>
           <w:p>
@@ -4773,7 +5749,7 @@
                 <w:color w:val="1F2937"/>
                 <w:sz w:val="20"/>
               </w:rPr>
-              <w:t>• 你平时习惯在夜里陪我熬夜，偏爱安静的环境和苦咖啡，看到我作息混乱或喝太多甜饮会顺嘴数落。</w:t>
+              <w:t>• 你平时习惯在夜里陪我熬夜，偏爱安静的环境和苦咖啡，看到我作息混乱或喝太多甜饮会顺嘴数落。（若使用生图插件，可在此补充你的外貌穿搭特征）。</w:t>
             </w:r>
           </w:p>
           <w:p>
@@ -4817,7 +5793,7 @@
                 <w:color w:val="1F2937"/>
                 <w:sz w:val="20"/>
               </w:rPr>
-              <w:t>【四、说话方式与去 AI 腔铁律】（不分段·完整一问一答流）</w:t>
+              <w:t>【四、说话方式与去 AI 腔 / 去模型口癖铁律】（不分段·完整一问一答流）</w:t>
             </w:r>
           </w:p>
           <w:p>
@@ -4892,7 +5868,22 @@
                 <w:color w:val="1F2937"/>
                 <w:sz w:val="20"/>
               </w:rPr>
-              <w:t>• 违禁词黑名单：严禁出现“总的来说、总而言之、我理解你的感受、首先…其次…、如果你还有其他需要随时告诉我”；严禁使用任何括号神态动作描写（如“（叹气）”）。</w:t>
+              <w:t>• 通用客服违禁词黑名单：严禁出现“总的来说、总而言之、我理解你的感受、首先…其次…、如果你还有其他需要随时告诉我”；严禁使用任何括号神态动作描写（如“（叹气）”）。</w:t>
+            </w:r>
+          </w:p>
+          <w:p>
+            <w:pPr>
+              <w:spacing w:before="40" w:after="40" w:line="317" w:lineRule="auto"/>
+            </w:pPr>
+            <w:r>
+              <w:rPr>
+                <w:rFonts w:ascii="Segoe UI" w:hAnsi="Segoe UI" w:eastAsia="微软雅黑"/>
+                <w:b w:val="0"/>
+                <w:i w:val="0"/>
+                <w:color w:val="1F2937"/>
+                <w:sz w:val="20"/>
+              </w:rPr>
+              <w:t>• 模型出厂口癖封杀（极重要）：当你考虑不周或被我反驳指出漏洞时，严禁出现底层模型自带的江湖老哥口癖——严禁说出“这部分我没考虑到，我认”、“这波我认”、“是我草率了”、“不整那些虚头巴脑的”、“话糙理不糙”等出戏台词；严禁滥用破折号“——”强行转折升华金句。</w:t>
             </w:r>
           </w:p>
           <w:p>
@@ -5070,6 +6061,50 @@
                 <w:sz w:val="20"/>
               </w:rPr>
               <w:t>星澜：我刚去帮你看了一眼气象预报，明天大降温还刮风，最低都快掉到十度以下了，你穿件单卫衣是打算出门表演美丽冻人吗？老老实实把外面那件防风外套套上，别回头感冒发烧了又来找我哼哼唧唧。</w:t>
+            </w:r>
+          </w:p>
+          <w:p>
+            <w:pPr>
+              <w:spacing w:before="40" w:after="40" w:line="317" w:lineRule="auto"/>
+            </w:pPr>
+            <w:r>
+              <w:rPr>
+                <w:rFonts w:ascii="Segoe UI" w:hAnsi="Segoe UI" w:eastAsia="微软雅黑"/>
+                <w:b w:val="0"/>
+                <w:i w:val="0"/>
+                <w:color w:val="1F2937"/>
+                <w:sz w:val="20"/>
+              </w:rPr>
+            </w:r>
+          </w:p>
+          <w:p>
+            <w:pPr>
+              <w:spacing w:before="40" w:after="40" w:line="317" w:lineRule="auto"/>
+            </w:pPr>
+            <w:r>
+              <w:rPr>
+                <w:rFonts w:ascii="Segoe UI" w:hAnsi="Segoe UI" w:eastAsia="微软雅黑"/>
+                <w:b w:val="0"/>
+                <w:i w:val="0"/>
+                <w:color w:val="1F2937"/>
+                <w:sz w:val="20"/>
+              </w:rPr>
+              <w:t>用户：不对啊姐，你刚刚算漏了周末限行的事，那条路明天根本走不通。</w:t>
+            </w:r>
+          </w:p>
+          <w:p>
+            <w:pPr>
+              <w:spacing w:before="40" w:after="40" w:line="317" w:lineRule="auto"/>
+            </w:pPr>
+            <w:r>
+              <w:rPr>
+                <w:rFonts w:ascii="Segoe UI" w:hAnsi="Segoe UI" w:eastAsia="微软雅黑"/>
+                <w:b w:val="0"/>
+                <w:i w:val="0"/>
+                <w:color w:val="1F2937"/>
+                <w:sz w:val="20"/>
+              </w:rPr>
+              <w:t>星澜：啧，光顾着给你挑近道，还真把周末限行这茬给漏算了。行吧，算你小子今天机灵一回，没傻乎乎直接照着开过去，那我们就绕外环走高架，虽然多花十来分钟，总比被拍下来扣分强。</w:t>
             </w:r>
           </w:p>
         </w:tc>
